--- a/output/docx/fr/BUFR_TableD_fr_11.docx
+++ b/output/docx/fr/BUFR_TableD_fr_11.docx
@@ -18114,7 +18114,7 @@
                 <w:b w:val="0"/>
                 <w:sz w:val="16"/>
               </w:rPr>
-              <w:t xml:space="preserve">Niveau de vol = altitude pression, point de rosée = valeur déduite du rapport de mélange, limitée à Td ≤ T </w:t>
+              <w:t>Niveau de vol = altitude pression, point de rosée = valeur déduite du rapport de mélange, limitée à Td ≤ T</w:t>
             </w:r>
           </w:p>
         </w:tc>
